--- a/public/mahnung-template.docx
+++ b/public/mahnung-template.docx
@@ -5,35 +5,6 @@
     <w:p>
       <w:pPr>
         <w:rPr>
-          <w:sz w:val="24"/>
-          <w:szCs w:val="24"/>
-        </w:rPr>
-      </w:pPr>
-      <w:r>
-        <w:rPr>
-          <w:sz w:val="24"/>
-          <w:szCs w:val="24"/>
-        </w:rPr>
-        <w:t>{#</w:t>
-      </w:r>
-      <w:r>
-        <w:rPr>
-          <w:sz w:val="24"/>
-          <w:szCs w:val="24"/>
-        </w:rPr>
-        <w:t>alleMahnungen</w:t>
-      </w:r>
-      <w:r>
-        <w:rPr>
-          <w:sz w:val="24"/>
-          <w:szCs w:val="24"/>
-        </w:rPr>
-        <w:t>}</w:t>
-      </w:r>
-    </w:p>
-    <w:p>
-      <w:pPr>
-        <w:rPr>
           <w:sz w:val="48"/>
           <w:szCs w:val="48"/>
         </w:rPr>
@@ -870,96 +841,6 @@
           <w:lang w:val="en-US"/>
         </w:rPr>
       </w:pPr>
-    </w:p>
-    <w:p>
-      <w:pPr>
-        <w:rPr>
-          <w:sz w:val="24"/>
-          <w:szCs w:val="24"/>
-          <w:lang w:val="en-US"/>
-        </w:rPr>
-      </w:pPr>
-    </w:p>
-    <w:p>
-      <w:pPr>
-        <w:rPr>
-          <w:sz w:val="24"/>
-          <w:szCs w:val="24"/>
-          <w:lang w:val="en-US"/>
-        </w:rPr>
-      </w:pPr>
-    </w:p>
-    <w:p>
-      <w:pPr>
-        <w:rPr>
-          <w:sz w:val="24"/>
-          <w:szCs w:val="24"/>
-          <w:lang w:val="en-US"/>
-        </w:rPr>
-      </w:pPr>
-    </w:p>
-    <w:p>
-      <w:pPr>
-        <w:rPr>
-          <w:sz w:val="24"/>
-          <w:szCs w:val="24"/>
-          <w:lang w:val="en-US"/>
-        </w:rPr>
-      </w:pPr>
-    </w:p>
-    <w:p>
-      <w:pPr>
-        <w:rPr>
-          <w:sz w:val="24"/>
-          <w:szCs w:val="24"/>
-        </w:rPr>
-      </w:pPr>
-    </w:p>
-    <w:p>
-      <w:pPr>
-        <w:rPr>
-          <w:sz w:val="24"/>
-          <w:szCs w:val="24"/>
-        </w:rPr>
-      </w:pPr>
-    </w:p>
-    <w:p>
-      <w:pPr>
-        <w:rPr>
-          <w:sz w:val="24"/>
-          <w:szCs w:val="24"/>
-        </w:rPr>
-      </w:pPr>
-      <w:r>
-        <w:rPr>
-          <w:sz w:val="24"/>
-          <w:szCs w:val="24"/>
-        </w:rPr>
-        <w:t>{</w:t>
-      </w:r>
-      <w:r>
-        <w:rPr>
-          <w:sz w:val="24"/>
-          <w:szCs w:val="24"/>
-        </w:rPr>
-        <w:t>/</w:t>
-      </w:r>
-      <w:proofErr w:type="spellStart"/>
-      <w:r>
-        <w:rPr>
-          <w:sz w:val="24"/>
-          <w:szCs w:val="24"/>
-        </w:rPr>
-        <w:t>alleMahnungen</w:t>
-      </w:r>
-      <w:proofErr w:type="spellEnd"/>
-      <w:r>
-        <w:rPr>
-          <w:sz w:val="24"/>
-          <w:szCs w:val="24"/>
-        </w:rPr>
-        <w:t>}</w:t>
-      </w:r>
     </w:p>
     <w:p>
       <w:pPr>
@@ -1620,6 +1501,7 @@
   <w:style w:type="character" w:default="1" w:styleId="Absatz-Standardschriftart">
     <w:name w:val="Default Paragraph Font"/>
     <w:uiPriority w:val="1"/>
+    <w:semiHidden/>
     <w:unhideWhenUsed/>
   </w:style>
   <w:style w:type="table" w:default="1" w:styleId="NormaleTabelle">
